--- a/atlwm/xxi. The Polka-Dot Notebook.docx
+++ b/atlwm/xxi. The Polka-Dot Notebook.docx
@@ -2467,23 +2467,7 @@
           <w:lang w:eastAsia="zh-CN"/>
         </w:rPr>
         <w:tab/>
-        <w:t>I am lonely. I miss you; I miss Giovanni. I miss my mom and my sister. I miss my dog and I’ve been reading too much Nietzsche: Nietzsche is hopelessly lonely and he makes me lonely too. I don’t feel like reading anything. All the readings, that yesterday were exciting and full of life and promise and hope, are now bland and gray and pointless. I feel like reading a novel, but I know that I would just be deepening my loneliness to spend my day on recreation</w:t>
-      </w:r>
-      <w:r>
-        <w:rPr>
-          <w:rFonts w:ascii="Times New Roman" w:eastAsia="Times New Roman" w:hAnsi="Times New Roman" w:cs="Times New Roman"/>
-          <w:kern w:val="1"/>
-          <w:lang w:eastAsia="zh-CN"/>
-        </w:rPr>
-        <w:t>al</w:t>
-      </w:r>
-      <w:r>
-        <w:rPr>
-          <w:rFonts w:ascii="Times New Roman" w:eastAsia="Times New Roman" w:hAnsi="Times New Roman" w:cs="Times New Roman"/>
-          <w:kern w:val="1"/>
-          <w:lang w:eastAsia="zh-CN"/>
-        </w:rPr>
-        <w:t xml:space="preserve"> reading. So not even that thought offers any solace. I want to read nothing, write nothing. But I do miss you and I wish you were here. I am sorry for the way I treated you yesterday. I am sorry for pushing you away: honey, I want you here. I need you and miss you, and want to do what I have to do to love you and help you open up to me. Did you know that I feel loneliest when we’re together but apart? I think I feel most lonely now because I know that even when we’ll be together tonight we’ll still be apart. And so my whole life is lonely. I feel sad and hopeless. A little ache pinches my middle when I think about it. I feel incredibly sad that Giovanni has to go to a daycare with someone who doesn’t even love him and can’t possibly provide the same thing that his family can. I feel like we’re just handing him off. I feel like I want to go get him so that he can be here. </w:t>
+        <w:t xml:space="preserve">I am lonely. I miss you; I miss xxxx. I miss my mom and my sister. I miss my dog and I’ve been reading too much Nietzsche: Nietzsche is hopelessly lonely and he makes me lonely too. I don’t feel like reading anything. All the readings, that yesterday were exciting and full of life and promise and hope, are now bland and gray and pointless. I feel like reading a novel, but I know that I would just be deepening my loneliness to spend my day on recreational reading. So not even that thought offers any solace. I want to read nothing, write nothing. But I do miss you and I wish you were here. I am sorry for the way I treated you yesterday. I am sorry for pushing you away: honey, I want you here. I need you and miss you, and want to do what I have to do to love you and help you open up to me. Did you know that I feel loneliest when we’re together but apart? I think I feel most lonely now because I know that even when we’ll be together tonight we’ll still be apart. And so my whole life is lonely. I feel sad and hopeless. A little ache pinches my middle when I think about it. I feel incredibly sad that xxxx has to go to a daycare with someone who doesn’t even love him and can’t possibly provide the same thing that his family can. I feel like we’re just handing him off. I feel like I want to go get him so that he can be here. </w:t>
       </w:r>
     </w:p>
     <w:p>
@@ -27415,6 +27399,12 @@
     </w:p>
     <w:p/>
     <w:sectPr>
+      <w:headerReference w:type="default" r:id="rId9"/>
+      <w:headerReference w:type="first" r:id="rId10"/>
+      <w:headerReference w:type="even" r:id="rId11"/>
+      <w:footerReference w:type="default" r:id="rId12"/>
+      <w:footerReference w:type="first" r:id="rId13"/>
+      <w:footerReference w:type="even" r:id="rId14"/>
       <w:pgSz w:w="12240" w:h="15840"/>
       <w:pgMar w:top="1440" w:right="1800" w:bottom="1440" w:left="1800" w:header="720" w:footer="720" w:gutter="0"/>
       <w:cols w:space="720"/>
@@ -27422,6 +27412,66 @@
     </w:sectPr>
   </w:body>
 </w:document>
+</file>
+
+<file path=word/footer1.xml><?xml version="1.0" encoding="utf-8"?>
+<w:ftr xmlns:m="http://schemas.openxmlformats.org/officeDocument/2006/math" xmlns:mc="http://schemas.openxmlformats.org/markup-compatibility/2006" xmlns:mo="http://schemas.microsoft.com/office/mac/office/2008/main" xmlns:mv="urn:schemas-microsoft-com:mac:vml" xmlns:o="urn:schemas-microsoft-com:office:office" xmlns:r="http://schemas.openxmlformats.org/officeDocument/2006/relationships" xmlns:v="urn:schemas-microsoft-com:vml" xmlns:w10="urn:schemas-microsoft-com:office:word" xmlns:w14="http://schemas.microsoft.com/office/word/2010/wordml" xmlns:w="http://schemas.openxmlformats.org/wordprocessingml/2006/main" xmlns:wne="http://schemas.microsoft.com/office/word/2006/wordml" xmlns:wp14="http://schemas.microsoft.com/office/word/2010/wordprocessingDrawing" xmlns:wp="http://schemas.openxmlformats.org/drawingml/2006/wordprocessingDrawing" xmlns:wpc="http://schemas.microsoft.com/office/word/2010/wordprocessingCanvas" xmlns:wpg="http://schemas.microsoft.com/office/word/2010/wordprocessingGroup" xmlns:wpi="http://schemas.microsoft.com/office/word/2010/wordprocessingInk" xmlns:wps="http://schemas.microsoft.com/office/word/2010/wordprocessingShape" mc:Ignorable="w14 wp14">
+  <w:p>
+    <w:pPr>
+      <w:pStyle w:val="Footer"/>
+    </w:pPr>
+  </w:p>
+</w:ftr>
+</file>
+
+<file path=word/footer2.xml><?xml version="1.0" encoding="utf-8"?>
+<w:ftr xmlns:m="http://schemas.openxmlformats.org/officeDocument/2006/math" xmlns:mc="http://schemas.openxmlformats.org/markup-compatibility/2006" xmlns:mo="http://schemas.microsoft.com/office/mac/office/2008/main" xmlns:mv="urn:schemas-microsoft-com:mac:vml" xmlns:o="urn:schemas-microsoft-com:office:office" xmlns:r="http://schemas.openxmlformats.org/officeDocument/2006/relationships" xmlns:v="urn:schemas-microsoft-com:vml" xmlns:w10="urn:schemas-microsoft-com:office:word" xmlns:w14="http://schemas.microsoft.com/office/word/2010/wordml" xmlns:w="http://schemas.openxmlformats.org/wordprocessingml/2006/main" xmlns:wne="http://schemas.microsoft.com/office/word/2006/wordml" xmlns:wp14="http://schemas.microsoft.com/office/word/2010/wordprocessingDrawing" xmlns:wp="http://schemas.openxmlformats.org/drawingml/2006/wordprocessingDrawing" xmlns:wpc="http://schemas.microsoft.com/office/word/2010/wordprocessingCanvas" xmlns:wpg="http://schemas.microsoft.com/office/word/2010/wordprocessingGroup" xmlns:wpi="http://schemas.microsoft.com/office/word/2010/wordprocessingInk" xmlns:wps="http://schemas.microsoft.com/office/word/2010/wordprocessingShape" mc:Ignorable="w14 wp14">
+  <w:p>
+    <w:pPr>
+      <w:pStyle w:val="Footer"/>
+    </w:pPr>
+  </w:p>
+</w:ftr>
+</file>
+
+<file path=word/footer3.xml><?xml version="1.0" encoding="utf-8"?>
+<w:ftr xmlns:m="http://schemas.openxmlformats.org/officeDocument/2006/math" xmlns:mc="http://schemas.openxmlformats.org/markup-compatibility/2006" xmlns:mo="http://schemas.microsoft.com/office/mac/office/2008/main" xmlns:mv="urn:schemas-microsoft-com:mac:vml" xmlns:o="urn:schemas-microsoft-com:office:office" xmlns:r="http://schemas.openxmlformats.org/officeDocument/2006/relationships" xmlns:v="urn:schemas-microsoft-com:vml" xmlns:w10="urn:schemas-microsoft-com:office:word" xmlns:w14="http://schemas.microsoft.com/office/word/2010/wordml" xmlns:w="http://schemas.openxmlformats.org/wordprocessingml/2006/main" xmlns:wne="http://schemas.microsoft.com/office/word/2006/wordml" xmlns:wp14="http://schemas.microsoft.com/office/word/2010/wordprocessingDrawing" xmlns:wp="http://schemas.openxmlformats.org/drawingml/2006/wordprocessingDrawing" xmlns:wpc="http://schemas.microsoft.com/office/word/2010/wordprocessingCanvas" xmlns:wpg="http://schemas.microsoft.com/office/word/2010/wordprocessingGroup" xmlns:wpi="http://schemas.microsoft.com/office/word/2010/wordprocessingInk" xmlns:wps="http://schemas.microsoft.com/office/word/2010/wordprocessingShape" mc:Ignorable="w14 wp14">
+  <w:p>
+    <w:pPr>
+      <w:pStyle w:val="Footer"/>
+    </w:pPr>
+  </w:p>
+</w:ftr>
+</file>
+
+<file path=word/header1.xml><?xml version="1.0" encoding="utf-8"?>
+<w:hdr xmlns:m="http://schemas.openxmlformats.org/officeDocument/2006/math" xmlns:mc="http://schemas.openxmlformats.org/markup-compatibility/2006" xmlns:mo="http://schemas.microsoft.com/office/mac/office/2008/main" xmlns:mv="urn:schemas-microsoft-com:mac:vml" xmlns:o="urn:schemas-microsoft-com:office:office" xmlns:r="http://schemas.openxmlformats.org/officeDocument/2006/relationships" xmlns:v="urn:schemas-microsoft-com:vml" xmlns:w10="urn:schemas-microsoft-com:office:word" xmlns:w14="http://schemas.microsoft.com/office/word/2010/wordml" xmlns:w="http://schemas.openxmlformats.org/wordprocessingml/2006/main" xmlns:wne="http://schemas.microsoft.com/office/word/2006/wordml" xmlns:wp14="http://schemas.microsoft.com/office/word/2010/wordprocessingDrawing" xmlns:wp="http://schemas.openxmlformats.org/drawingml/2006/wordprocessingDrawing" xmlns:wpc="http://schemas.microsoft.com/office/word/2010/wordprocessingCanvas" xmlns:wpg="http://schemas.microsoft.com/office/word/2010/wordprocessingGroup" xmlns:wpi="http://schemas.microsoft.com/office/word/2010/wordprocessingInk" xmlns:wps="http://schemas.microsoft.com/office/word/2010/wordprocessingShape" mc:Ignorable="w14 wp14">
+  <w:p>
+    <w:pPr>
+      <w:pStyle w:val="Header"/>
+    </w:pPr>
+  </w:p>
+</w:hdr>
+</file>
+
+<file path=word/header2.xml><?xml version="1.0" encoding="utf-8"?>
+<w:hdr xmlns:m="http://schemas.openxmlformats.org/officeDocument/2006/math" xmlns:mc="http://schemas.openxmlformats.org/markup-compatibility/2006" xmlns:mo="http://schemas.microsoft.com/office/mac/office/2008/main" xmlns:mv="urn:schemas-microsoft-com:mac:vml" xmlns:o="urn:schemas-microsoft-com:office:office" xmlns:r="http://schemas.openxmlformats.org/officeDocument/2006/relationships" xmlns:v="urn:schemas-microsoft-com:vml" xmlns:w10="urn:schemas-microsoft-com:office:word" xmlns:w14="http://schemas.microsoft.com/office/word/2010/wordml" xmlns:w="http://schemas.openxmlformats.org/wordprocessingml/2006/main" xmlns:wne="http://schemas.microsoft.com/office/word/2006/wordml" xmlns:wp14="http://schemas.microsoft.com/office/word/2010/wordprocessingDrawing" xmlns:wp="http://schemas.openxmlformats.org/drawingml/2006/wordprocessingDrawing" xmlns:wpc="http://schemas.microsoft.com/office/word/2010/wordprocessingCanvas" xmlns:wpg="http://schemas.microsoft.com/office/word/2010/wordprocessingGroup" xmlns:wpi="http://schemas.microsoft.com/office/word/2010/wordprocessingInk" xmlns:wps="http://schemas.microsoft.com/office/word/2010/wordprocessingShape" mc:Ignorable="w14 wp14">
+  <w:p>
+    <w:pPr>
+      <w:pStyle w:val="Header"/>
+    </w:pPr>
+  </w:p>
+</w:hdr>
+</file>
+
+<file path=word/header3.xml><?xml version="1.0" encoding="utf-8"?>
+<w:hdr xmlns:m="http://schemas.openxmlformats.org/officeDocument/2006/math" xmlns:mc="http://schemas.openxmlformats.org/markup-compatibility/2006" xmlns:mo="http://schemas.microsoft.com/office/mac/office/2008/main" xmlns:mv="urn:schemas-microsoft-com:mac:vml" xmlns:o="urn:schemas-microsoft-com:office:office" xmlns:r="http://schemas.openxmlformats.org/officeDocument/2006/relationships" xmlns:v="urn:schemas-microsoft-com:vml" xmlns:w10="urn:schemas-microsoft-com:office:word" xmlns:w14="http://schemas.microsoft.com/office/word/2010/wordml" xmlns:w="http://schemas.openxmlformats.org/wordprocessingml/2006/main" xmlns:wne="http://schemas.microsoft.com/office/word/2006/wordml" xmlns:wp14="http://schemas.microsoft.com/office/word/2010/wordprocessingDrawing" xmlns:wp="http://schemas.openxmlformats.org/drawingml/2006/wordprocessingDrawing" xmlns:wpc="http://schemas.microsoft.com/office/word/2010/wordprocessingCanvas" xmlns:wpg="http://schemas.microsoft.com/office/word/2010/wordprocessingGroup" xmlns:wpi="http://schemas.microsoft.com/office/word/2010/wordprocessingInk" xmlns:wps="http://schemas.microsoft.com/office/word/2010/wordprocessingShape" mc:Ignorable="w14 wp14">
+  <w:p>
+    <w:pPr>
+      <w:pStyle w:val="Header"/>
+    </w:pPr>
+  </w:p>
+</w:hdr>
 </file>
 
 <file path=word/styles.xml><?xml version="1.0" encoding="utf-8"?>
